--- a/tfl/tables/T-EFF-10.docx
+++ b/tfl/tables/T-EFF-10.docx
@@ -1267,7 +1267,7 @@
           <w:szCs w:val="14"/>
           <w:color w:val="C0392B"/>
         </w:rPr>
-        <w:t xml:space="preserve">DRAFT — produced 2026-05-16 — synthetic data, NOT for regulatory submission</w:t>
+        <w:t xml:space="preserve">DRAFT — produced 2026-05-17 — synthetic data, NOT for regulatory submission</w:t>
       </w:r>
     </w:p>
     <w:sectPr>

--- a/tfl/tables/T-EFF-10.docx
+++ b/tfl/tables/T-EFF-10.docx
@@ -1163,7 +1163,7 @@
           <w:szCs w:val="16"/>
           <w:color w:val="000000"/>
         </w:rPr>
-        <w:t xml:space="preserve">τ = 30 months reflects the minimum of arm-specific maximum follow-up (35 mo TRT, ~32 mo PBO at-risk). SAP §13.4 proposes 36 months as the protocol-defined horizon; this can be revisited once accrual extends.</w:t>
+        <w:t xml:space="preserve">τ = 30 months reflects the minimum of arm-specific maximum follow-up (35 mo TRT, ~32 mo PBO at-risk). SAP §13.4 proposes 36 months as the protocol-defined horizon; the 6-month gap is accepted as a permanent structural limitation (AL-06 in qc/VALIDATION-PLAN.md) because lifting τ would require extending the data cutoff and re-cascading the full pipeline. Revisitable only if accrual is extended.</w:t>
       </w:r>
     </w:p>
     <w:p>
@@ -1267,7 +1267,7 @@
           <w:szCs w:val="14"/>
           <w:color w:val="C0392B"/>
         </w:rPr>
-        <w:t xml:space="preserve">DRAFT — produced 2026-05-17 — synthetic data, NOT for regulatory submission</w:t>
+        <w:t xml:space="preserve">DRAFT — produced 2026-06-05 — synthetic data, NOT for regulatory submission</w:t>
       </w:r>
     </w:p>
     <w:sectPr>

--- a/tfl/tables/T-EFF-10.docx
+++ b/tfl/tables/T-EFF-10.docx
@@ -1267,7 +1267,7 @@
           <w:szCs w:val="14"/>
           <w:color w:val="C0392B"/>
         </w:rPr>
-        <w:t xml:space="preserve">DRAFT — produced 2026-06-05 — synthetic data, NOT for regulatory submission</w:t>
+        <w:t xml:space="preserve">DRAFT — produced 2026-07-19 — synthetic data, NOT for regulatory submission</w:t>
       </w:r>
     </w:p>
     <w:sectPr>
